--- a/data/template.docx
+++ b/data/template.docx
@@ -9,20 +9,23 @@
         <w:tblLook w:val="04A0" w:firstRow="1" w:lastRow="0" w:firstColumn="1" w:lastColumn="0" w:noHBand="0" w:noVBand="1"/>
       </w:tblPr>
       <w:tblGrid>
-        <w:gridCol w:w="1280"/>
-        <w:gridCol w:w="1186"/>
-        <w:gridCol w:w="1216"/>
-        <w:gridCol w:w="1129"/>
-        <w:gridCol w:w="1203"/>
-        <w:gridCol w:w="1060"/>
-        <w:gridCol w:w="1038"/>
-        <w:gridCol w:w="950"/>
+        <w:gridCol w:w="880"/>
+        <w:gridCol w:w="141"/>
+        <w:gridCol w:w="588"/>
+        <w:gridCol w:w="309"/>
+        <w:gridCol w:w="905"/>
+        <w:gridCol w:w="893"/>
+        <w:gridCol w:w="1032"/>
+        <w:gridCol w:w="857"/>
+        <w:gridCol w:w="670"/>
+        <w:gridCol w:w="957"/>
+        <w:gridCol w:w="961"/>
+        <w:gridCol w:w="879"/>
       </w:tblGrid>
       <w:tr>
         <w:tc>
           <w:tcPr>
-            <w:tcW w:w="9062" w:type="dxa"/>
-            <w:gridSpan w:val="8"/>
+            <w:tcW w:w="933" w:type="dxa"/>
             <w:tcBorders>
               <w:top w:val="nil"/>
               <w:left w:val="nil"/>
@@ -39,6 +42,50 @@
                 <w:bCs/>
               </w:rPr>
             </w:pPr>
+          </w:p>
+        </w:tc>
+        <w:tc>
+          <w:tcPr>
+            <w:tcW w:w="740" w:type="dxa"/>
+            <w:gridSpan w:val="2"/>
+            <w:tcBorders>
+              <w:top w:val="nil"/>
+              <w:left w:val="nil"/>
+              <w:bottom w:val="nil"/>
+              <w:right w:val="nil"/>
+            </w:tcBorders>
+          </w:tcPr>
+          <w:p>
+            <w:pPr>
+              <w:jc w:val="center"/>
+              <w:rPr>
+                <w:rFonts w:cs="Times New Roman"/>
+                <w:b/>
+                <w:bCs/>
+              </w:rPr>
+            </w:pPr>
+          </w:p>
+        </w:tc>
+        <w:tc>
+          <w:tcPr>
+            <w:tcW w:w="7399" w:type="dxa"/>
+            <w:gridSpan w:val="9"/>
+            <w:tcBorders>
+              <w:top w:val="nil"/>
+              <w:left w:val="nil"/>
+              <w:bottom w:val="nil"/>
+              <w:right w:val="nil"/>
+            </w:tcBorders>
+          </w:tcPr>
+          <w:p>
+            <w:pPr>
+              <w:jc w:val="center"/>
+              <w:rPr>
+                <w:rFonts w:cs="Times New Roman"/>
+                <w:b/>
+                <w:bCs/>
+              </w:rPr>
+            </w:pPr>
             <w:r>
               <w:rPr>
                 <w:rFonts w:cs="Times New Roman"/>
@@ -72,8 +119,7 @@
       <w:tr>
         <w:tc>
           <w:tcPr>
-            <w:tcW w:w="9062" w:type="dxa"/>
-            <w:gridSpan w:val="8"/>
+            <w:tcW w:w="933" w:type="dxa"/>
             <w:tcBorders>
               <w:top w:val="nil"/>
               <w:left w:val="nil"/>
@@ -81,6 +127,32 @@
               <w:right w:val="nil"/>
             </w:tcBorders>
           </w:tcPr>
+          <w:p/>
+        </w:tc>
+        <w:tc>
+          <w:tcPr>
+            <w:tcW w:w="740" w:type="dxa"/>
+            <w:gridSpan w:val="2"/>
+            <w:tcBorders>
+              <w:top w:val="nil"/>
+              <w:left w:val="nil"/>
+              <w:bottom w:val="single" w:sz="4" w:space="0" w:color="auto"/>
+              <w:right w:val="nil"/>
+            </w:tcBorders>
+          </w:tcPr>
+          <w:p/>
+        </w:tc>
+        <w:tc>
+          <w:tcPr>
+            <w:tcW w:w="7399" w:type="dxa"/>
+            <w:gridSpan w:val="9"/>
+            <w:tcBorders>
+              <w:top w:val="nil"/>
+              <w:left w:val="nil"/>
+              <w:bottom w:val="single" w:sz="4" w:space="0" w:color="auto"/>
+              <w:right w:val="nil"/>
+            </w:tcBorders>
+          </w:tcPr>
           <w:p>
             <w:r>
               <w:t xml:space="preserve">Kính gửi Quý CMHS và học </w:t>
@@ -115,13 +187,7 @@
               <w:rPr>
                 <w:lang w:val="en-US"/>
               </w:rPr>
-              <w:t>xthangx</w:t>
-            </w:r>
-            <w:r>
-              <w:rPr>
-                <w:lang w:val="en-US"/>
-              </w:rPr>
-              <w:t xml:space="preserve"> </w:t>
+              <w:t xml:space="preserve">xthangx </w:t>
             </w:r>
             <w:r>
               <w:t xml:space="preserve">cụ thể như sau: </w:t>
@@ -135,7 +201,8 @@
       <w:tr>
         <w:tc>
           <w:tcPr>
-            <w:tcW w:w="1280" w:type="dxa"/>
+            <w:tcW w:w="1085" w:type="dxa"/>
+            <w:gridSpan w:val="2"/>
             <w:tcBorders>
               <w:top w:val="single" w:sz="4" w:space="0" w:color="auto"/>
               <w:left w:val="single" w:sz="4" w:space="0" w:color="auto"/>
@@ -153,13 +220,14 @@
               <w:rPr>
                 <w:rFonts w:cs="Times New Roman"/>
               </w:rPr>
-              <w:t>Môn Toán</w:t>
+              <w:t>Toán</w:t>
             </w:r>
           </w:p>
         </w:tc>
         <w:tc>
           <w:tcPr>
-            <w:tcW w:w="1186" w:type="dxa"/>
+            <w:tcW w:w="967" w:type="dxa"/>
+            <w:gridSpan w:val="2"/>
             <w:tcBorders>
               <w:top w:val="single" w:sz="4" w:space="0" w:color="auto"/>
               <w:left w:val="single" w:sz="4" w:space="0" w:color="auto"/>
@@ -177,13 +245,13 @@
               <w:rPr>
                 <w:rFonts w:cs="Times New Roman"/>
               </w:rPr>
-              <w:t>Môn Văn</w:t>
+              <w:t>Văn</w:t>
             </w:r>
           </w:p>
         </w:tc>
         <w:tc>
           <w:tcPr>
-            <w:tcW w:w="1216" w:type="dxa"/>
+            <w:tcW w:w="980" w:type="dxa"/>
             <w:tcBorders>
               <w:top w:val="single" w:sz="4" w:space="0" w:color="auto"/>
               <w:left w:val="single" w:sz="4" w:space="0" w:color="auto"/>
@@ -201,131 +269,7 @@
               <w:rPr>
                 <w:rFonts w:cs="Times New Roman"/>
               </w:rPr>
-              <w:t>Môn Anh</w:t>
-            </w:r>
-          </w:p>
-        </w:tc>
-        <w:tc>
-          <w:tcPr>
-            <w:tcW w:w="1129" w:type="dxa"/>
-            <w:tcBorders>
-              <w:top w:val="single" w:sz="4" w:space="0" w:color="auto"/>
-              <w:left w:val="single" w:sz="4" w:space="0" w:color="auto"/>
-              <w:bottom w:val="single" w:sz="4" w:space="0" w:color="auto"/>
-              <w:right w:val="single" w:sz="4" w:space="0" w:color="auto"/>
-            </w:tcBorders>
-          </w:tcPr>
-          <w:p>
-            <w:pPr>
-              <w:rPr>
-                <w:rFonts w:cs="Times New Roman"/>
-              </w:rPr>
-            </w:pPr>
-            <w:r>
-              <w:rPr>
-                <w:rFonts w:cs="Times New Roman"/>
-              </w:rPr>
-              <w:t>Môn Lý</w:t>
-            </w:r>
-          </w:p>
-        </w:tc>
-        <w:tc>
-          <w:tcPr>
-            <w:tcW w:w="1203" w:type="dxa"/>
-            <w:tcBorders>
-              <w:top w:val="single" w:sz="4" w:space="0" w:color="auto"/>
-              <w:left w:val="single" w:sz="4" w:space="0" w:color="auto"/>
-              <w:bottom w:val="single" w:sz="4" w:space="0" w:color="auto"/>
-              <w:right w:val="single" w:sz="4" w:space="0" w:color="auto"/>
-            </w:tcBorders>
-          </w:tcPr>
-          <w:p>
-            <w:pPr>
-              <w:rPr>
-                <w:rFonts w:cs="Times New Roman"/>
-              </w:rPr>
-            </w:pPr>
-            <w:r>
-              <w:rPr>
-                <w:rFonts w:cs="Times New Roman"/>
-              </w:rPr>
-              <w:t>Môn Hóa</w:t>
-            </w:r>
-          </w:p>
-        </w:tc>
-        <w:tc>
-          <w:tcPr>
-            <w:tcW w:w="1060" w:type="dxa"/>
-            <w:tcBorders>
-              <w:top w:val="single" w:sz="4" w:space="0" w:color="auto"/>
-              <w:left w:val="single" w:sz="4" w:space="0" w:color="auto"/>
-              <w:bottom w:val="single" w:sz="4" w:space="0" w:color="auto"/>
-              <w:right w:val="single" w:sz="4" w:space="0" w:color="auto"/>
-            </w:tcBorders>
-          </w:tcPr>
-          <w:p>
-            <w:pPr>
-              <w:rPr>
-                <w:rFonts w:cs="Times New Roman"/>
-              </w:rPr>
-            </w:pPr>
-            <w:r>
-              <w:rPr>
-                <w:rFonts w:cs="Times New Roman"/>
-              </w:rPr>
-              <w:t>T</w:t>
-            </w:r>
-            <w:r>
-              <w:rPr>
-                <w:rFonts w:cs="Times New Roman"/>
-                <w:lang w:val="en-US"/>
-              </w:rPr>
-              <w:t>ổ</w:t>
-            </w:r>
-            <w:r>
-              <w:rPr>
-                <w:rFonts w:cs="Times New Roman"/>
-              </w:rPr>
-              <w:t>ng ca</w:t>
-            </w:r>
-          </w:p>
-        </w:tc>
-        <w:tc>
-          <w:tcPr>
-            <w:tcW w:w="1038" w:type="dxa"/>
-            <w:tcBorders>
-              <w:top w:val="single" w:sz="4" w:space="0" w:color="auto"/>
-              <w:left w:val="single" w:sz="4" w:space="0" w:color="auto"/>
-              <w:bottom w:val="single" w:sz="4" w:space="0" w:color="auto"/>
-              <w:right w:val="single" w:sz="4" w:space="0" w:color="auto"/>
-            </w:tcBorders>
-          </w:tcPr>
-          <w:p>
-            <w:pPr>
-              <w:rPr>
-                <w:rFonts w:cs="Times New Roman"/>
-                <w:lang w:val="en-US"/>
-              </w:rPr>
-            </w:pPr>
-            <w:r>
-              <w:rPr>
-                <w:rFonts w:cs="Times New Roman"/>
-                <w:lang w:val="en-US"/>
-              </w:rPr>
-              <w:t>Đơ</w:t>
-            </w:r>
-            <w:r>
-              <w:rPr>
-                <w:rFonts w:cs="Times New Roman"/>
-              </w:rPr>
-              <w:t>n gi</w:t>
-            </w:r>
-            <w:r>
-              <w:rPr>
-                <w:rFonts w:cs="Times New Roman"/>
-                <w:lang w:val="en-US"/>
-              </w:rPr>
-              <w:t>á</w:t>
+              <w:t>Anh</w:t>
             </w:r>
           </w:p>
         </w:tc>
@@ -343,30 +287,19 @@
             <w:pPr>
               <w:rPr>
                 <w:rFonts w:cs="Times New Roman"/>
-                <w:lang w:val="en-US"/>
-              </w:rPr>
-            </w:pPr>
-            <w:r>
-              <w:rPr>
-                <w:rFonts w:cs="Times New Roman"/>
-                <w:lang w:val="en-US"/>
-              </w:rPr>
-              <w:t>T.T</w:t>
-            </w:r>
-            <w:r>
-              <w:rPr>
-                <w:rFonts w:cs="Times New Roman"/>
-                <w:lang w:val="en-US"/>
-              </w:rPr>
-              <w:t>iền</w:t>
+              </w:rPr>
+            </w:pPr>
+            <w:r>
+              <w:rPr>
+                <w:rFonts w:cs="Times New Roman"/>
+              </w:rPr>
+              <w:t>Lý</w:t>
             </w:r>
           </w:p>
         </w:tc>
-      </w:tr>
-      <w:tr>
         <w:tc>
           <w:tcPr>
-            <w:tcW w:w="1280" w:type="dxa"/>
+            <w:tcW w:w="1073" w:type="dxa"/>
             <w:tcBorders>
               <w:top w:val="single" w:sz="4" w:space="0" w:color="auto"/>
               <w:left w:val="single" w:sz="4" w:space="0" w:color="auto"/>
@@ -378,21 +311,19 @@
             <w:pPr>
               <w:rPr>
                 <w:rFonts w:cs="Times New Roman"/>
-                <w:lang w:val="en-US"/>
-              </w:rPr>
-            </w:pPr>
-            <w:r>
-              <w:rPr>
-                <w:rFonts w:cs="Times New Roman"/>
-                <w:lang w:val="en-US"/>
-              </w:rPr>
-              <w:t>xmathx</w:t>
+              </w:rPr>
+            </w:pPr>
+            <w:r>
+              <w:rPr>
+                <w:rFonts w:cs="Times New Roman"/>
+              </w:rPr>
+              <w:t>Hóa</w:t>
             </w:r>
           </w:p>
         </w:tc>
         <w:tc>
           <w:tcPr>
-            <w:tcW w:w="1186" w:type="dxa"/>
+            <w:tcW w:w="580" w:type="dxa"/>
             <w:tcBorders>
               <w:top w:val="single" w:sz="4" w:space="0" w:color="auto"/>
               <w:left w:val="single" w:sz="4" w:space="0" w:color="auto"/>
@@ -412,13 +343,13 @@
                 <w:rFonts w:cs="Times New Roman"/>
                 <w:lang w:val="en-US"/>
               </w:rPr>
-              <w:t>xvanx</w:t>
+              <w:t>Sinh</w:t>
             </w:r>
           </w:p>
         </w:tc>
         <w:tc>
           <w:tcPr>
-            <w:tcW w:w="1216" w:type="dxa"/>
+            <w:tcW w:w="580" w:type="dxa"/>
             <w:tcBorders>
               <w:top w:val="single" w:sz="4" w:space="0" w:color="auto"/>
               <w:left w:val="single" w:sz="4" w:space="0" w:color="auto"/>
@@ -428,22 +359,23 @@
           </w:tcPr>
           <w:p>
             <w:pPr>
-              <w:pStyle w:val="NoSpacing"/>
-              <w:rPr>
-                <w:lang w:val="en-US"/>
-              </w:rPr>
-            </w:pPr>
-            <w:r>
-              <w:rPr>
-                <w:lang w:val="en-US"/>
-              </w:rPr>
-              <w:t>xengx</w:t>
+              <w:rPr>
+                <w:rFonts w:cs="Times New Roman"/>
+                <w:lang w:val="en-US"/>
+              </w:rPr>
+            </w:pPr>
+            <w:r>
+              <w:rPr>
+                <w:rFonts w:cs="Times New Roman"/>
+                <w:lang w:val="en-US"/>
+              </w:rPr>
+              <w:t>Sử</w:t>
             </w:r>
           </w:p>
         </w:tc>
         <w:tc>
           <w:tcPr>
-            <w:tcW w:w="1129" w:type="dxa"/>
+            <w:tcW w:w="982" w:type="dxa"/>
             <w:tcBorders>
               <w:top w:val="single" w:sz="4" w:space="0" w:color="auto"/>
               <w:left w:val="single" w:sz="4" w:space="0" w:color="auto"/>
@@ -460,15 +392,27 @@
             <w:r>
               <w:rPr>
                 <w:rFonts w:cs="Times New Roman"/>
-                <w:lang w:val="en-US"/>
-              </w:rPr>
-              <w:t>xphyx</w:t>
+              </w:rPr>
+              <w:t>T</w:t>
+            </w:r>
+            <w:r>
+              <w:rPr>
+                <w:rFonts w:cs="Times New Roman"/>
+                <w:lang w:val="en-US"/>
+              </w:rPr>
+              <w:t>ổ</w:t>
+            </w:r>
+            <w:r>
+              <w:rPr>
+                <w:rFonts w:cs="Times New Roman"/>
+              </w:rPr>
+              <w:t>ng ca</w:t>
             </w:r>
           </w:p>
         </w:tc>
         <w:tc>
           <w:tcPr>
-            <w:tcW w:w="1203" w:type="dxa"/>
+            <w:tcW w:w="979" w:type="dxa"/>
             <w:tcBorders>
               <w:top w:val="single" w:sz="4" w:space="0" w:color="auto"/>
               <w:left w:val="single" w:sz="4" w:space="0" w:color="auto"/>
@@ -480,20 +424,34 @@
             <w:pPr>
               <w:rPr>
                 <w:rFonts w:cs="Times New Roman"/>
-              </w:rPr>
-            </w:pPr>
-            <w:r>
-              <w:rPr>
-                <w:rFonts w:cs="Times New Roman"/>
-                <w:lang w:val="en-US"/>
-              </w:rPr>
-              <w:t>xchemx</w:t>
+                <w:lang w:val="en-US"/>
+              </w:rPr>
+            </w:pPr>
+            <w:r>
+              <w:rPr>
+                <w:rFonts w:cs="Times New Roman"/>
+                <w:lang w:val="en-US"/>
+              </w:rPr>
+              <w:t>Đơ</w:t>
+            </w:r>
+            <w:r>
+              <w:rPr>
+                <w:rFonts w:cs="Times New Roman"/>
+              </w:rPr>
+              <w:t>n gi</w:t>
+            </w:r>
+            <w:r>
+              <w:rPr>
+                <w:rFonts w:cs="Times New Roman"/>
+                <w:lang w:val="en-US"/>
+              </w:rPr>
+              <w:t>á</w:t>
             </w:r>
           </w:p>
         </w:tc>
         <w:tc>
           <w:tcPr>
-            <w:tcW w:w="1060" w:type="dxa"/>
+            <w:tcW w:w="896" w:type="dxa"/>
             <w:tcBorders>
               <w:top w:val="single" w:sz="4" w:space="0" w:color="auto"/>
               <w:left w:val="single" w:sz="4" w:space="0" w:color="auto"/>
@@ -505,23 +463,24 @@
             <w:pPr>
               <w:rPr>
                 <w:rFonts w:cs="Times New Roman"/>
-                <w:b/>
-                <w:lang w:val="en-US"/>
-              </w:rPr>
-            </w:pPr>
-            <w:r>
-              <w:rPr>
-                <w:rFonts w:cs="Times New Roman"/>
-                <w:b/>
-                <w:lang w:val="en-US"/>
-              </w:rPr>
-              <w:t>xtotalx</w:t>
+                <w:lang w:val="en-US"/>
+              </w:rPr>
+            </w:pPr>
+            <w:r>
+              <w:rPr>
+                <w:rFonts w:cs="Times New Roman"/>
+                <w:lang w:val="en-US"/>
+              </w:rPr>
+              <w:t>T.Tiền</w:t>
             </w:r>
           </w:p>
         </w:tc>
+      </w:tr>
+      <w:tr>
         <w:tc>
           <w:tcPr>
-            <w:tcW w:w="1038" w:type="dxa"/>
+            <w:tcW w:w="1085" w:type="dxa"/>
+            <w:gridSpan w:val="2"/>
             <w:tcBorders>
               <w:top w:val="single" w:sz="4" w:space="0" w:color="auto"/>
               <w:left w:val="single" w:sz="4" w:space="0" w:color="auto"/>
@@ -541,7 +500,59 @@
                 <w:rFonts w:cs="Times New Roman"/>
                 <w:lang w:val="en-US"/>
               </w:rPr>
-              <w:t>xpricex</w:t>
+              <w:t>xmathx</w:t>
+            </w:r>
+          </w:p>
+        </w:tc>
+        <w:tc>
+          <w:tcPr>
+            <w:tcW w:w="967" w:type="dxa"/>
+            <w:gridSpan w:val="2"/>
+            <w:tcBorders>
+              <w:top w:val="single" w:sz="4" w:space="0" w:color="auto"/>
+              <w:left w:val="single" w:sz="4" w:space="0" w:color="auto"/>
+              <w:bottom w:val="single" w:sz="4" w:space="0" w:color="auto"/>
+              <w:right w:val="single" w:sz="4" w:space="0" w:color="auto"/>
+            </w:tcBorders>
+          </w:tcPr>
+          <w:p>
+            <w:pPr>
+              <w:rPr>
+                <w:rFonts w:cs="Times New Roman"/>
+                <w:lang w:val="en-US"/>
+              </w:rPr>
+            </w:pPr>
+            <w:r>
+              <w:rPr>
+                <w:rFonts w:cs="Times New Roman"/>
+                <w:lang w:val="en-US"/>
+              </w:rPr>
+              <w:t>xvanx</w:t>
+            </w:r>
+          </w:p>
+        </w:tc>
+        <w:tc>
+          <w:tcPr>
+            <w:tcW w:w="980" w:type="dxa"/>
+            <w:tcBorders>
+              <w:top w:val="single" w:sz="4" w:space="0" w:color="auto"/>
+              <w:left w:val="single" w:sz="4" w:space="0" w:color="auto"/>
+              <w:bottom w:val="single" w:sz="4" w:space="0" w:color="auto"/>
+              <w:right w:val="single" w:sz="4" w:space="0" w:color="auto"/>
+            </w:tcBorders>
+          </w:tcPr>
+          <w:p>
+            <w:pPr>
+              <w:pStyle w:val="NoSpacing"/>
+              <w:rPr>
+                <w:lang w:val="en-US"/>
+              </w:rPr>
+            </w:pPr>
+            <w:r>
+              <w:rPr>
+                <w:lang w:val="en-US"/>
+              </w:rPr>
+              <w:t>xengx</w:t>
             </w:r>
           </w:p>
         </w:tc>
@@ -559,6 +570,164 @@
             <w:pPr>
               <w:rPr>
                 <w:rFonts w:cs="Times New Roman"/>
+              </w:rPr>
+            </w:pPr>
+            <w:r>
+              <w:rPr>
+                <w:rFonts w:cs="Times New Roman"/>
+                <w:lang w:val="en-US"/>
+              </w:rPr>
+              <w:t>xphyx</w:t>
+            </w:r>
+          </w:p>
+        </w:tc>
+        <w:tc>
+          <w:tcPr>
+            <w:tcW w:w="1073" w:type="dxa"/>
+            <w:tcBorders>
+              <w:top w:val="single" w:sz="4" w:space="0" w:color="auto"/>
+              <w:left w:val="single" w:sz="4" w:space="0" w:color="auto"/>
+              <w:bottom w:val="single" w:sz="4" w:space="0" w:color="auto"/>
+              <w:right w:val="single" w:sz="4" w:space="0" w:color="auto"/>
+            </w:tcBorders>
+          </w:tcPr>
+          <w:p>
+            <w:pPr>
+              <w:rPr>
+                <w:rFonts w:cs="Times New Roman"/>
+              </w:rPr>
+            </w:pPr>
+            <w:r>
+              <w:rPr>
+                <w:rFonts w:cs="Times New Roman"/>
+                <w:lang w:val="en-US"/>
+              </w:rPr>
+              <w:t>xchemx</w:t>
+            </w:r>
+          </w:p>
+        </w:tc>
+        <w:tc>
+          <w:tcPr>
+            <w:tcW w:w="580" w:type="dxa"/>
+            <w:tcBorders>
+              <w:top w:val="single" w:sz="4" w:space="0" w:color="auto"/>
+              <w:left w:val="single" w:sz="4" w:space="0" w:color="auto"/>
+              <w:bottom w:val="single" w:sz="4" w:space="0" w:color="auto"/>
+              <w:right w:val="single" w:sz="4" w:space="0" w:color="auto"/>
+            </w:tcBorders>
+          </w:tcPr>
+          <w:p>
+            <w:pPr>
+              <w:rPr>
+                <w:rFonts w:cs="Times New Roman"/>
+                <w:lang w:val="en-US"/>
+              </w:rPr>
+            </w:pPr>
+            <w:r>
+              <w:rPr>
+                <w:rFonts w:cs="Times New Roman"/>
+                <w:lang w:val="en-US"/>
+              </w:rPr>
+              <w:t>xsinhx</w:t>
+            </w:r>
+            <w:bookmarkStart w:id="0" w:name="_GoBack"/>
+            <w:bookmarkEnd w:id="0"/>
+          </w:p>
+        </w:tc>
+        <w:tc>
+          <w:tcPr>
+            <w:tcW w:w="580" w:type="dxa"/>
+            <w:tcBorders>
+              <w:top w:val="single" w:sz="4" w:space="0" w:color="auto"/>
+              <w:left w:val="single" w:sz="4" w:space="0" w:color="auto"/>
+              <w:bottom w:val="single" w:sz="4" w:space="0" w:color="auto"/>
+              <w:right w:val="single" w:sz="4" w:space="0" w:color="auto"/>
+            </w:tcBorders>
+          </w:tcPr>
+          <w:p>
+            <w:pPr>
+              <w:rPr>
+                <w:rFonts w:cs="Times New Roman"/>
+                <w:lang w:val="en-US"/>
+              </w:rPr>
+            </w:pPr>
+            <w:r>
+              <w:rPr>
+                <w:rFonts w:cs="Times New Roman"/>
+                <w:lang w:val="en-US"/>
+              </w:rPr>
+              <w:t>xsux</w:t>
+            </w:r>
+          </w:p>
+        </w:tc>
+        <w:tc>
+          <w:tcPr>
+            <w:tcW w:w="982" w:type="dxa"/>
+            <w:tcBorders>
+              <w:top w:val="single" w:sz="4" w:space="0" w:color="auto"/>
+              <w:left w:val="single" w:sz="4" w:space="0" w:color="auto"/>
+              <w:bottom w:val="single" w:sz="4" w:space="0" w:color="auto"/>
+              <w:right w:val="single" w:sz="4" w:space="0" w:color="auto"/>
+            </w:tcBorders>
+          </w:tcPr>
+          <w:p>
+            <w:pPr>
+              <w:rPr>
+                <w:rFonts w:cs="Times New Roman"/>
+                <w:b/>
+                <w:lang w:val="en-US"/>
+              </w:rPr>
+            </w:pPr>
+            <w:r>
+              <w:rPr>
+                <w:rFonts w:cs="Times New Roman"/>
+                <w:b/>
+                <w:lang w:val="en-US"/>
+              </w:rPr>
+              <w:t>xtotalx</w:t>
+            </w:r>
+          </w:p>
+        </w:tc>
+        <w:tc>
+          <w:tcPr>
+            <w:tcW w:w="979" w:type="dxa"/>
+            <w:tcBorders>
+              <w:top w:val="single" w:sz="4" w:space="0" w:color="auto"/>
+              <w:left w:val="single" w:sz="4" w:space="0" w:color="auto"/>
+              <w:bottom w:val="single" w:sz="4" w:space="0" w:color="auto"/>
+              <w:right w:val="single" w:sz="4" w:space="0" w:color="auto"/>
+            </w:tcBorders>
+          </w:tcPr>
+          <w:p>
+            <w:pPr>
+              <w:rPr>
+                <w:rFonts w:cs="Times New Roman"/>
+                <w:lang w:val="en-US"/>
+              </w:rPr>
+            </w:pPr>
+            <w:r>
+              <w:rPr>
+                <w:rFonts w:cs="Times New Roman"/>
+                <w:lang w:val="en-US"/>
+              </w:rPr>
+              <w:t>xpricex</w:t>
+            </w:r>
+          </w:p>
+        </w:tc>
+        <w:tc>
+          <w:tcPr>
+            <w:tcW w:w="896" w:type="dxa"/>
+            <w:tcBorders>
+              <w:top w:val="single" w:sz="4" w:space="0" w:color="auto"/>
+              <w:left w:val="single" w:sz="4" w:space="0" w:color="auto"/>
+              <w:bottom w:val="single" w:sz="4" w:space="0" w:color="auto"/>
+              <w:right w:val="single" w:sz="4" w:space="0" w:color="auto"/>
+            </w:tcBorders>
+          </w:tcPr>
+          <w:p>
+            <w:pPr>
+              <w:rPr>
+                <w:rFonts w:cs="Times New Roman"/>
                 <w:b/>
                 <w:lang w:val="en-US"/>
               </w:rPr>
@@ -580,8 +749,8 @@
         </w:trPr>
         <w:tc>
           <w:tcPr>
-            <w:tcW w:w="6014" w:type="dxa"/>
-            <w:gridSpan w:val="5"/>
+            <w:tcW w:w="6215" w:type="dxa"/>
+            <w:gridSpan w:val="9"/>
             <w:tcBorders>
               <w:top w:val="single" w:sz="4" w:space="0" w:color="auto"/>
               <w:left w:val="nil"/>
@@ -703,23 +872,139 @@
           <w:p>
             <w:pPr>
               <w:rPr>
-                <w:lang w:val="en-US"/>
-              </w:rPr>
-            </w:pPr>
-          </w:p>
-          <w:p>
-            <w:pPr>
-              <w:rPr>
-                <w:lang w:val="en-US"/>
-              </w:rPr>
-            </w:pPr>
-            <w:bookmarkStart w:id="0" w:name="_GoBack"/>
-            <w:bookmarkEnd w:id="0"/>
+                <w:rFonts w:cs="Times New Roman"/>
+                <w:lang w:val="en-US"/>
+              </w:rPr>
+            </w:pPr>
+            <w:r>
+              <w:rPr>
+                <w:rFonts w:cs="Times New Roman"/>
+              </w:rPr>
+              <w:t>STK:</w:t>
+            </w:r>
+            <w:r>
+              <w:rPr>
+                <w:rFonts w:cs="Times New Roman"/>
+                <w:lang w:val="en-US"/>
+              </w:rPr>
+              <w:t xml:space="preserve"> </w:t>
+            </w:r>
+            <w:r>
+              <w:rPr>
+                <w:rFonts w:cs="Times New Roman"/>
+                <w:b/>
+                <w:bCs/>
+                <w:lang w:val="en-US"/>
+              </w:rPr>
+              <w:t>xsotkx</w:t>
+            </w:r>
+            <w:r>
+              <w:rPr>
+                <w:rFonts w:cs="Times New Roman"/>
+                <w:lang w:val="en-US"/>
+              </w:rPr>
+              <w:t xml:space="preserve"> tại </w:t>
+            </w:r>
+            <w:r>
+              <w:rPr>
+                <w:rFonts w:cs="Times New Roman"/>
+                <w:b/>
+                <w:bCs/>
+                <w:lang w:val="en-US"/>
+              </w:rPr>
+              <w:t>xtennhx</w:t>
+            </w:r>
+          </w:p>
+          <w:p>
+            <w:pPr>
+              <w:rPr>
+                <w:rFonts w:cs="Times New Roman"/>
+                <w:lang w:val="en-US"/>
+              </w:rPr>
+            </w:pPr>
+            <w:r>
+              <w:rPr>
+                <w:rFonts w:cs="Times New Roman"/>
+              </w:rPr>
+              <w:t xml:space="preserve">Chủ TK: </w:t>
+            </w:r>
+            <w:r>
+              <w:rPr>
+                <w:rFonts w:cs="Times New Roman"/>
+                <w:b/>
+                <w:bCs/>
+                <w:lang w:val="en-US"/>
+              </w:rPr>
+              <w:t>xtentkx</w:t>
+            </w:r>
+          </w:p>
+          <w:p>
+            <w:pPr>
+              <w:rPr>
+                <w:rFonts w:cs="Times New Roman"/>
+                <w:b/>
+                <w:bCs/>
+                <w:lang w:val="en-US"/>
+              </w:rPr>
+            </w:pPr>
+            <w:bookmarkStart w:id="1" w:name="_Hlk193010992"/>
+            <w:r>
+              <w:rPr>
+                <w:rFonts w:cs="Times New Roman"/>
+              </w:rPr>
+              <w:t>Nội dung chuyển tiền</w:t>
+            </w:r>
+            <w:r>
+              <w:rPr>
+                <w:rFonts w:cs="Times New Roman"/>
+                <w:b/>
+                <w:bCs/>
+              </w:rPr>
+              <w:t>:</w:t>
+            </w:r>
+            <w:r>
+              <w:rPr>
+                <w:rFonts w:cs="Times New Roman"/>
+                <w:b/>
+                <w:bCs/>
+              </w:rPr>
+              <w:t xml:space="preserve"> </w:t>
+            </w:r>
+            <w:bookmarkEnd w:id="1"/>
+          </w:p>
+          <w:p>
+            <w:pPr>
+              <w:rPr>
+                <w:lang w:val="en-US"/>
+              </w:rPr>
+            </w:pPr>
+            <w:r>
+              <w:rPr>
+                <w:rFonts w:cs="Times New Roman"/>
+                <w:b/>
+                <w:bCs/>
+                <w:i/>
+                <w:iCs/>
+                <w:lang w:val="en-US"/>
+              </w:rPr>
+              <w:t>xnoidungx</w:t>
+            </w:r>
+          </w:p>
+          <w:p>
+            <w:pPr>
+              <w:jc w:val="center"/>
+              <w:rPr>
+                <w:rFonts w:cs="Times New Roman"/>
+                <w:b/>
+                <w:bCs/>
+                <w:lang w:val="en-US"/>
+              </w:rPr>
+            </w:pPr>
           </w:p>
         </w:tc>
         <w:tc>
           <w:tcPr>
-            <w:tcW w:w="3048" w:type="dxa"/>
+            <w:tcW w:w="2857" w:type="dxa"/>
             <w:gridSpan w:val="3"/>
             <w:tcBorders>
               <w:top w:val="single" w:sz="4" w:space="0" w:color="auto"/>
@@ -2566,7 +2851,7 @@
 </file>
 
 <file path=customXml/itemProps1.xml><?xml version="1.0" encoding="utf-8"?>
-<ds:datastoreItem xmlns:ds="http://schemas.openxmlformats.org/officeDocument/2006/customXml" ds:itemID="{B6E36C43-7A1A-40B2-A277-2BD19F26B244}">
+<ds:datastoreItem xmlns:ds="http://schemas.openxmlformats.org/officeDocument/2006/customXml" ds:itemID="{8A92D620-AC93-4C52-8758-84C9130F116D}">
   <ds:schemaRefs>
     <ds:schemaRef ds:uri="http://schemas.openxmlformats.org/officeDocument/2006/bibliography"/>
   </ds:schemaRefs>
